--- a/src/content/bios/Gardiner-R 2014.docx
+++ b/src/content/bios/Gardiner-R 2014.docx
@@ -1,6 +1,6 @@
 
 <file path=word/document.xml><?xml version="1.0" encoding="utf-8"?>
-<w:document xmlns:wpc="http://schemas.microsoft.com/office/word/2010/wordprocessingCanvas" xmlns:cx="http://schemas.microsoft.com/office/drawing/2014/chartex" xmlns:cx1="http://schemas.microsoft.com/office/drawing/2015/9/8/chartex" xmlns:cx2="http://schemas.microsoft.com/office/drawing/2015/10/21/chartex" xmlns:cx3="http://schemas.microsoft.com/office/drawing/2016/5/9/chartex" xmlns:cx4="http://schemas.microsoft.com/office/drawing/2016/5/10/chartex" xmlns:cx5="http://schemas.microsoft.com/office/drawing/2016/5/11/chartex" xmlns:cx6="http://schemas.microsoft.com/office/drawing/2016/5/12/chartex" xmlns:cx7="http://schemas.microsoft.com/office/drawing/2016/5/13/chartex" xmlns:cx8="http://schemas.microsoft.com/office/drawing/2016/5/14/chartex" xmlns:mc="http://schemas.openxmlformats.org/markup-compatibility/2006" xmlns:aink="http://schemas.microsoft.com/office/drawing/2016/ink" xmlns:am3d="http://schemas.microsoft.com/office/drawing/2017/model3d" xmlns:o="urn:schemas-microsoft-com:office:office" xmlns:oel="http://schemas.microsoft.com/office/2019/extlst" xmlns:r="http://schemas.openxmlformats.org/officeDocument/2006/relationships" xmlns:m="http://schemas.openxmlformats.org/officeDocument/2006/math" xmlns:v="urn:schemas-microsoft-com:vml" xmlns:wp14="http://schemas.microsoft.com/office/word/2010/wordprocessingDrawing" xmlns:wp="http://schemas.openxmlformats.org/drawingml/2006/wordprocessingDrawing" xmlns:w10="urn:schemas-microsoft-com:office:word" xmlns:w="http://schemas.openxmlformats.org/wordprocessingml/2006/main" xmlns:w14="http://schemas.microsoft.com/office/word/2010/wordml" xmlns:w15="http://schemas.microsoft.com/office/word/2012/wordml" xmlns:w16cex="http://schemas.microsoft.com/office/word/2018/wordml/cex" xmlns:w16cid="http://schemas.microsoft.com/office/word/2016/wordml/cid" xmlns:w16="http://schemas.microsoft.com/office/word/2018/wordml" xmlns:w16du="http://schemas.microsoft.com/office/word/2023/wordml/word16du" xmlns:w16sdtdh="http://schemas.microsoft.com/office/word/2020/wordml/sdtdatahash" xmlns:w16sdtfl="http://schemas.microsoft.com/office/word/2024/wordml/sdtformatlock" xmlns:w16se="http://schemas.microsoft.com/office/word/2015/wordml/symex" xmlns:wpg="http://schemas.microsoft.com/office/word/2010/wordprocessingGroup" xmlns:wpi="http://schemas.microsoft.com/office/word/2010/wordprocessingInk" xmlns:wne="http://schemas.microsoft.com/office/word/2006/wordml" xmlns:wps="http://schemas.microsoft.com/office/word/2010/wordprocessingShape" mc:Ignorable="w14 w15 w16se w16cid w16 w16cex w16sdtdh w16sdtfl w16du wp14">
+<w:document xmlns:wpc="http://schemas.microsoft.com/office/word/2010/wordprocessingCanvas" xmlns:cx="http://schemas.microsoft.com/office/drawing/2014/chartex" xmlns:cx1="http://schemas.microsoft.com/office/drawing/2015/9/8/chartex" xmlns:cx2="http://schemas.microsoft.com/office/drawing/2015/10/21/chartex" xmlns:cx3="http://schemas.microsoft.com/office/drawing/2016/5/9/chartex" xmlns:cx4="http://schemas.microsoft.com/office/drawing/2016/5/10/chartex" xmlns:cx5="http://schemas.microsoft.com/office/drawing/2016/5/11/chartex" xmlns:cx6="http://schemas.microsoft.com/office/drawing/2016/5/12/chartex" xmlns:cx7="http://schemas.microsoft.com/office/drawing/2016/5/13/chartex" xmlns:cx8="http://schemas.microsoft.com/office/drawing/2016/5/14/chartex" xmlns:mc="http://schemas.openxmlformats.org/markup-compatibility/2006" xmlns:m="http://schemas.openxmlformats.org/officeDocument/2006/math" xmlns:aink="http://schemas.microsoft.com/office/drawing/2016/ink" xmlns:am3d="http://schemas.microsoft.com/office/drawing/2017/model3d" xmlns:oel="http://schemas.microsoft.com/office/2019/extlst" xmlns:r="http://schemas.openxmlformats.org/officeDocument/2006/relationships" xmlns:wp14="http://schemas.microsoft.com/office/word/2010/wordprocessingDrawing" xmlns:wp="http://schemas.openxmlformats.org/drawingml/2006/wordprocessingDrawing" xmlns:wpg="http://schemas.microsoft.com/office/word/2010/wordprocessingGroup" xmlns:wpi="http://schemas.microsoft.com/office/word/2010/wordprocessingInk" xmlns:wps="http://schemas.microsoft.com/office/word/2010/wordprocessingShape" xmlns:o="urn:schemas-microsoft-com:office:office" xmlns:v="urn:schemas-microsoft-com:vml" xmlns:w10="urn:schemas-microsoft-com:office:word" xmlns:w="http://schemas.openxmlformats.org/wordprocessingml/2006/main" xmlns:w14="http://schemas.microsoft.com/office/word/2010/wordml" xmlns:w15="http://schemas.microsoft.com/office/word/2012/wordml" xmlns:w16cei="http://schemas.microsoft.com/office/word/2026/wordml/cei" xmlns:w16cex="http://schemas.microsoft.com/office/word/2018/wordml/cex" xmlns:w16cid="http://schemas.microsoft.com/office/word/2016/wordml/cid" xmlns:w16="http://schemas.microsoft.com/office/word/2018/wordml" xmlns:w16sdtdh="http://schemas.microsoft.com/office/word/2020/wordml/sdtdatahash" xmlns:w16sdtfl="http://schemas.microsoft.com/office/word/2024/wordml/sdtformatlock" xmlns:w16se="http://schemas.microsoft.com/office/word/2015/wordml/symex" xmlns:w16du="http://schemas.microsoft.com/office/word/2023/wordml/word16du" xmlns:wne="http://schemas.microsoft.com/office/word/2006/wordml" mc:Ignorable="w14 w15 w16se w16cid w16 w16cex w16sdtdh w16sdtfl w16du wp14">
   <w:body>
     <w:p>
       <w:pPr>
@@ -107,18 +107,17 @@
       </w:pPr>
       <w:r>
         <w:rPr>
-          <w:rFonts w:ascii="Times New Roman" w:eastAsia="Times New Roman" w:hAnsi="Times New Roman" w:cs="Times New Roman"/>
+          <w:rFonts w:ascii="Times New Roman" w:hAnsi="Times New Roman" w:cs="Times New Roman"/>
           <w:noProof/>
-          <w:color w:val="333333"/>
-          <w:sz w:val="24"/>
-          <w:szCs w:val="24"/>
-          <w:lang w:val="en-GB" w:eastAsia="nl-NL"/>
+          <w:sz w:val="24"/>
+          <w:szCs w:val="24"/>
+          <w:lang w:val="en-GB"/>
         </w:rPr>
         <w:drawing>
-          <wp:inline distT="0" distB="0" distL="0" distR="0" wp14:anchorId="3668F109" wp14:editId="711EF2F2">
-            <wp:extent cx="1895475" cy="2527300"/>
+          <wp:inline distT="0" distB="0" distL="0" distR="0" wp14:anchorId="062F0C60" wp14:editId="01E550AF">
+            <wp:extent cx="2654300" cy="3175000"/>
             <wp:effectExtent l="0" t="0" r="0" b="0"/>
-            <wp:docPr id="2" name="Bild 1" descr="ook Jacket"/>
+            <wp:docPr id="572707541" name="Afbeelding 1"/>
             <wp:cNvGraphicFramePr>
               <a:graphicFrameLocks xmlns:a="http://schemas.openxmlformats.org/drawingml/2006/main" noChangeAspect="1"/>
             </wp:cNvGraphicFramePr>
@@ -126,10 +125,8 @@
               <a:graphicData uri="http://schemas.openxmlformats.org/drawingml/2006/picture">
                 <pic:pic xmlns:pic="http://schemas.openxmlformats.org/drawingml/2006/picture">
                   <pic:nvPicPr>
-                    <pic:cNvPr id="0" name="Picture 1" descr="ook Jacket"/>
-                    <pic:cNvPicPr>
-                      <a:picLocks noChangeAspect="1" noChangeArrowheads="1"/>
-                    </pic:cNvPicPr>
+                    <pic:cNvPr id="572707541" name="Afbeelding 572707541"/>
+                    <pic:cNvPicPr/>
                   </pic:nvPicPr>
                   <pic:blipFill>
                     <a:blip r:embed="rId6">
@@ -139,23 +136,18 @@
                         </a:ext>
                       </a:extLst>
                     </a:blip>
-                    <a:srcRect/>
                     <a:stretch>
                       <a:fillRect/>
                     </a:stretch>
                   </pic:blipFill>
-                  <pic:spPr bwMode="auto">
+                  <pic:spPr>
                     <a:xfrm>
                       <a:off x="0" y="0"/>
-                      <a:ext cx="1905722" cy="2540963"/>
+                      <a:ext cx="2654300" cy="3175000"/>
                     </a:xfrm>
                     <a:prstGeom prst="rect">
                       <a:avLst/>
                     </a:prstGeom>
-                    <a:noFill/>
-                    <a:ln>
-                      <a:noFill/>
-                    </a:ln>
                   </pic:spPr>
                 </pic:pic>
               </a:graphicData>
@@ -166,7 +158,6 @@
     </w:p>
     <w:p>
       <w:pPr>
-        <w:jc w:val="both"/>
         <w:rPr>
           <w:rFonts w:ascii="Times New Roman" w:hAnsi="Times New Roman" w:cs="Times New Roman"/>
           <w:sz w:val="24"/>
@@ -181,7 +172,16 @@
           <w:szCs w:val="24"/>
           <w:lang w:val="en-GB"/>
         </w:rPr>
-        <w:t>Source: Moritz 1976, via Biography Reference Bank</w:t>
+        <w:t xml:space="preserve">Source: </w:t>
+      </w:r>
+      <w:r>
+        <w:rPr>
+          <w:rFonts w:ascii="Times New Roman" w:hAnsi="Times New Roman" w:cs="Times New Roman"/>
+          <w:sz w:val="24"/>
+          <w:szCs w:val="24"/>
+          <w:lang w:val="en-GB"/>
+        </w:rPr>
+        <w:t>Gardiner arriving in Congo, 10 February 1962, Wikipedia, UN photo used for educational purpose</w:t>
       </w:r>
     </w:p>
     <w:p>
@@ -212,7 +212,107 @@
           <w:szCs w:val="24"/>
           <w:lang w:val="en-GB"/>
         </w:rPr>
-        <w:t xml:space="preserve">Gardiner was one of eight children in a prosperous family of traders. His father passed away when Gardiner was only two years old. His mother continued the family business and earned enough money to send all seven surviving children to educational institutions in England. After attending Adisadel College in Cape Coast, Ghana, and Fourah Bay College in Freetown, Sierra Leone, Gardiner continued his studies at Cambridge University’s Selwyn College and graduated with a bachelor’s degree in Economics in 1941. Gardiner then pursued further studies at the University of London and Oxford University. He earned his master’s degree in Economics from Oxford University’s New College in 1943. On his return to Africa Gardiner joined the faculty of Fourah Bay College, where he taught economics for the next three years. Ralph Bunche, then Director of the Trusteeship Division at the United Nations (UN) Secretariat, recruited Gardiner for his first UN post in 1946. Gardiner worked in New York as an area specialist at the Trusteeship Division for two and a half years and resumed his academic career in 1949, when he became Director of Extramural Studies at University College in Ibadan, Nigeria. At the time he was the only African to lead a department at Ibadan. In 1953 Gardiner again left academia, this time to enter the Ghanaian civil service. He successively served as Director of the Department of Social Welfare and Community (1953-1955), permanent Secretary of the Ministry of Housing (1955-1957) and as the first Head of the Civil Service after the country gained its independence (1957-1959). Even though his accomplishments in these positions were widely acknowledged, Gardiner’s career seemed threatened because of the disagreements he had with Prime Minister Kwame Nkrumah. Observers attributed the clashes between the two leading figures to the differing temperaments of the sober, pragmatic Gardiner and the ambitious, idealistic Nkrumah. </w:t>
+        <w:t xml:space="preserve">Gardiner was one of eight children in a prosperous family of traders. His father passed away when Gardiner was only two years old. His mother continued the family business and earned enough money to send all seven surviving children to educational institutions in England. After attending </w:t>
+      </w:r>
+      <w:proofErr w:type="spellStart"/>
+      <w:r>
+        <w:rPr>
+          <w:rFonts w:ascii="Times New Roman" w:hAnsi="Times New Roman" w:cs="Times New Roman"/>
+          <w:sz w:val="24"/>
+          <w:szCs w:val="24"/>
+          <w:lang w:val="en-GB"/>
+        </w:rPr>
+        <w:t>Adisadel</w:t>
+      </w:r>
+      <w:proofErr w:type="spellEnd"/>
+      <w:r>
+        <w:rPr>
+          <w:rFonts w:ascii="Times New Roman" w:hAnsi="Times New Roman" w:cs="Times New Roman"/>
+          <w:sz w:val="24"/>
+          <w:szCs w:val="24"/>
+          <w:lang w:val="en-GB"/>
+        </w:rPr>
+        <w:t xml:space="preserve"> College in Cape Coast, Ghana, and </w:t>
+      </w:r>
+      <w:proofErr w:type="spellStart"/>
+      <w:r>
+        <w:rPr>
+          <w:rFonts w:ascii="Times New Roman" w:hAnsi="Times New Roman" w:cs="Times New Roman"/>
+          <w:sz w:val="24"/>
+          <w:szCs w:val="24"/>
+          <w:lang w:val="en-GB"/>
+        </w:rPr>
+        <w:t>Fourah</w:t>
+      </w:r>
+      <w:proofErr w:type="spellEnd"/>
+      <w:r>
+        <w:rPr>
+          <w:rFonts w:ascii="Times New Roman" w:hAnsi="Times New Roman" w:cs="Times New Roman"/>
+          <w:sz w:val="24"/>
+          <w:szCs w:val="24"/>
+          <w:lang w:val="en-GB"/>
+        </w:rPr>
+        <w:t xml:space="preserve"> Bay College in Freetown, Sierra Leone, Gardiner continued his studies at Cambridge University’s Selwyn College and graduated with a </w:t>
+      </w:r>
+      <w:proofErr w:type="gramStart"/>
+      <w:r>
+        <w:rPr>
+          <w:rFonts w:ascii="Times New Roman" w:hAnsi="Times New Roman" w:cs="Times New Roman"/>
+          <w:sz w:val="24"/>
+          <w:szCs w:val="24"/>
+          <w:lang w:val="en-GB"/>
+        </w:rPr>
+        <w:t>bachelor’s degree in Economics</w:t>
+      </w:r>
+      <w:proofErr w:type="gramEnd"/>
+      <w:r>
+        <w:rPr>
+          <w:rFonts w:ascii="Times New Roman" w:hAnsi="Times New Roman" w:cs="Times New Roman"/>
+          <w:sz w:val="24"/>
+          <w:szCs w:val="24"/>
+          <w:lang w:val="en-GB"/>
+        </w:rPr>
+        <w:t xml:space="preserve"> in 1941. Gardiner then pursued further studies at the University of London and Oxford University. He earned his </w:t>
+      </w:r>
+      <w:proofErr w:type="gramStart"/>
+      <w:r>
+        <w:rPr>
+          <w:rFonts w:ascii="Times New Roman" w:hAnsi="Times New Roman" w:cs="Times New Roman"/>
+          <w:sz w:val="24"/>
+          <w:szCs w:val="24"/>
+          <w:lang w:val="en-GB"/>
+        </w:rPr>
+        <w:t>master’s degree in Economics</w:t>
+      </w:r>
+      <w:proofErr w:type="gramEnd"/>
+      <w:r>
+        <w:rPr>
+          <w:rFonts w:ascii="Times New Roman" w:hAnsi="Times New Roman" w:cs="Times New Roman"/>
+          <w:sz w:val="24"/>
+          <w:szCs w:val="24"/>
+          <w:lang w:val="en-GB"/>
+        </w:rPr>
+        <w:t xml:space="preserve"> from Oxford University’s New College in 1943. On his return to Africa Gardiner joined the faculty of </w:t>
+      </w:r>
+      <w:proofErr w:type="spellStart"/>
+      <w:r>
+        <w:rPr>
+          <w:rFonts w:ascii="Times New Roman" w:hAnsi="Times New Roman" w:cs="Times New Roman"/>
+          <w:sz w:val="24"/>
+          <w:szCs w:val="24"/>
+          <w:lang w:val="en-GB"/>
+        </w:rPr>
+        <w:t>Fourah</w:t>
+      </w:r>
+      <w:proofErr w:type="spellEnd"/>
+      <w:r>
+        <w:rPr>
+          <w:rFonts w:ascii="Times New Roman" w:hAnsi="Times New Roman" w:cs="Times New Roman"/>
+          <w:sz w:val="24"/>
+          <w:szCs w:val="24"/>
+          <w:lang w:val="en-GB"/>
+        </w:rPr>
+        <w:t xml:space="preserve"> Bay College, where he taught economics for the next three years. Ralph Bunche, then Director of the Trusteeship Division at the United Nations (UN) Secretariat, recruited Gardiner for his first UN post in 1946. Gardiner worked in New York as an area specialist at the Trusteeship Division for two and a half years and resumed his academic career in 1949, when he became Director of Extramural Studies at University College in Ibadan, Nigeria. At the time he was the only African to lead a department at Ibadan. In 1953 Gardiner again left academia, this time to enter the Ghanaian civil service. He successively served as Director of the Department of Social Welfare and Community (1953-1955), permanent Secretary of the Ministry of Housing (1955-1957) and as the first Head of the Civil Service after the country gained its independence (1957-1959). Even though his accomplishments in these positions were widely acknowledged, Gardiner’s career seemed threatened because of the disagreements he had with Prime Minister Kwame Nkrumah. Observers attributed the clashes between the two leading figures to the differing temperaments of the sober, pragmatic Gardiner and the ambitious, idealistic Nkrumah. </w:t>
       </w:r>
     </w:p>
     <w:p>
@@ -233,6 +333,7 @@
           <w:szCs w:val="24"/>
           <w:lang w:val="en-GB"/>
         </w:rPr>
+        <w:lastRenderedPageBreak/>
         <w:t>Gardiner evaded the conflict with Nkrumah by accepting a nomination as Deputy Executive Secretary of the newly founded UN Economic Commission for Africa (UN</w:t>
       </w:r>
       <w:r>
@@ -269,35 +370,65 @@
           <w:szCs w:val="24"/>
           <w:lang w:val="en-GB"/>
         </w:rPr>
-        <w:t xml:space="preserve">ECA was seated, he was called away to the Republic of the Congo, where a civil war had broken out shortly after the country’s independence. Gardiner was named consultant in public administration to the </w:t>
-      </w:r>
-      <w:r>
-        <w:rPr>
-          <w:rFonts w:ascii="Times New Roman" w:hAnsi="Times New Roman" w:cs="Times New Roman"/>
-          <w:sz w:val="24"/>
-          <w:szCs w:val="24"/>
-          <w:lang w:val="en-GB"/>
-        </w:rPr>
-        <w:lastRenderedPageBreak/>
-        <w:t>chief of the UN Civilian Operation and entrusted with helping rebuild the Congolese civil service. After serving in the Congo from August to November 1960, Gardiner resumed his duties with UN</w:t>
-      </w:r>
-      <w:r>
-        <w:rPr>
-          <w:rFonts w:ascii="Times New Roman" w:hAnsi="Times New Roman" w:cs="Times New Roman"/>
-          <w:sz w:val="24"/>
-          <w:szCs w:val="24"/>
-          <w:lang w:val="en-GB"/>
-        </w:rPr>
-        <w:t xml:space="preserve"> </w:t>
-      </w:r>
-      <w:r>
-        <w:rPr>
-          <w:rFonts w:ascii="Times New Roman" w:hAnsi="Times New Roman" w:cs="Times New Roman"/>
-          <w:sz w:val="24"/>
-          <w:szCs w:val="24"/>
-          <w:lang w:val="en-GB"/>
-        </w:rPr>
-        <w:t>ECA. In March 1961 UN Secretary-General Dag Hammarskjöld asked him to again visit the Congo as a member of a Secretariat mission tasked with working out an agreement aiming at the reorganization of the Congolese army. Instead of returning to Addis Ababa in July 1961, Gardiner took up the post of Director of the Public Administration Division at the UN Department of Economic and Social Affairs. While in New York, he also served as the chief Congo adviser to U Thant, who became Secretary-General after Hammarskjöld’s death. In January 1962 Gardiner was named Officer-in-Charge of UN operations in the Congo, succeeding the Swede Sture Linner. Gardiner took over a UN mission that included around 400 experts in public administration, health services, education, economic analysis and other areas. His task of reunifying the war-torn country seemed to progress significantly when the capitulation of the province of Katanga in January 1963 ended a secession that had lasted for two and a half years.</w:t>
+        <w:t xml:space="preserve">ECA was seated, he was called away to the Republic of </w:t>
+      </w:r>
+      <w:proofErr w:type="gramStart"/>
+      <w:r>
+        <w:rPr>
+          <w:rFonts w:ascii="Times New Roman" w:hAnsi="Times New Roman" w:cs="Times New Roman"/>
+          <w:sz w:val="24"/>
+          <w:szCs w:val="24"/>
+          <w:lang w:val="en-GB"/>
+        </w:rPr>
+        <w:t>the Congo</w:t>
+      </w:r>
+      <w:proofErr w:type="gramEnd"/>
+      <w:r>
+        <w:rPr>
+          <w:rFonts w:ascii="Times New Roman" w:hAnsi="Times New Roman" w:cs="Times New Roman"/>
+          <w:sz w:val="24"/>
+          <w:szCs w:val="24"/>
+          <w:lang w:val="en-GB"/>
+        </w:rPr>
+        <w:t>, where a civil war had broken out shortly after the country’s independence. Gardiner was named consultant in public administration to the chief of the UN Civilian Operation and entrusted with helping rebuild the Congolese civil service. After serving in the Congo from August to November 1960, Gardiner resumed his duties with UN</w:t>
+      </w:r>
+      <w:r>
+        <w:rPr>
+          <w:rFonts w:ascii="Times New Roman" w:hAnsi="Times New Roman" w:cs="Times New Roman"/>
+          <w:sz w:val="24"/>
+          <w:szCs w:val="24"/>
+          <w:lang w:val="en-GB"/>
+        </w:rPr>
+        <w:t xml:space="preserve"> </w:t>
+      </w:r>
+      <w:r>
+        <w:rPr>
+          <w:rFonts w:ascii="Times New Roman" w:hAnsi="Times New Roman" w:cs="Times New Roman"/>
+          <w:sz w:val="24"/>
+          <w:szCs w:val="24"/>
+          <w:lang w:val="en-GB"/>
+        </w:rPr>
+        <w:t xml:space="preserve">ECA. In March 1961 UN Secretary-General Dag Hammarskjöld asked him to again visit the Congo as a member of a Secretariat mission tasked with working out an agreement aiming at the reorganization of the Congolese army. Instead of returning to Addis Ababa in July 1961, Gardiner took up the post of Director of the Public Administration Division at the UN Department of Economic and Social Affairs. While in New York, he also served as the chief Congo adviser to U Thant, who became Secretary-General after Hammarskjöld’s death. In January 1962 Gardiner was named Officer-in-Charge of UN operations in </w:t>
+      </w:r>
+      <w:proofErr w:type="gramStart"/>
+      <w:r>
+        <w:rPr>
+          <w:rFonts w:ascii="Times New Roman" w:hAnsi="Times New Roman" w:cs="Times New Roman"/>
+          <w:sz w:val="24"/>
+          <w:szCs w:val="24"/>
+          <w:lang w:val="en-GB"/>
+        </w:rPr>
+        <w:t>the Congo</w:t>
+      </w:r>
+      <w:proofErr w:type="gramEnd"/>
+      <w:r>
+        <w:rPr>
+          <w:rFonts w:ascii="Times New Roman" w:hAnsi="Times New Roman" w:cs="Times New Roman"/>
+          <w:sz w:val="24"/>
+          <w:szCs w:val="24"/>
+          <w:lang w:val="en-GB"/>
+        </w:rPr>
+        <w:t>, succeeding the Swede Sture Linner. Gardiner took over a UN mission that included around 400 experts in public administration, health services, education, economic analysis and other areas. His task of reunifying the war-torn country seemed to progress significantly when the capitulation of the province of Katanga in January 1963 ended a secession that had lasted for two and a half years.</w:t>
       </w:r>
     </w:p>
     <w:p>
@@ -372,7 +503,27 @@
           <w:szCs w:val="24"/>
           <w:lang w:val="en-GB"/>
         </w:rPr>
-        <w:t>ECA was finally established in 1958, political leaders around Africa saw the founding of the first continent-wide international organization as a moment of great symbolic importance. The political significance of its founding notwithstanding, UN</w:t>
+        <w:t xml:space="preserve">ECA was finally established in 1958, political leaders around Africa saw the founding of the first continent-wide international organization as a moment of great symbolic importance. The political significance of </w:t>
+      </w:r>
+      <w:proofErr w:type="gramStart"/>
+      <w:r>
+        <w:rPr>
+          <w:rFonts w:ascii="Times New Roman" w:hAnsi="Times New Roman" w:cs="Times New Roman"/>
+          <w:sz w:val="24"/>
+          <w:szCs w:val="24"/>
+          <w:lang w:val="en-GB"/>
+        </w:rPr>
+        <w:t>its</w:t>
+      </w:r>
+      <w:proofErr w:type="gramEnd"/>
+      <w:r>
+        <w:rPr>
+          <w:rFonts w:ascii="Times New Roman" w:hAnsi="Times New Roman" w:cs="Times New Roman"/>
+          <w:sz w:val="24"/>
+          <w:szCs w:val="24"/>
+          <w:lang w:val="en-GB"/>
+        </w:rPr>
+        <w:t xml:space="preserve"> founding notwithstanding, UN</w:t>
       </w:r>
       <w:r>
         <w:rPr>
@@ -498,25 +649,55 @@
           <w:szCs w:val="24"/>
           <w:lang w:val="en-GB"/>
         </w:rPr>
-        <w:t>ECA was founded. He was convinced that the universalistic knowledge claims of development economics had to be adjusted to African realities. In his address at the 1972 graduation ceremony of Haile Selassie University in Addis Ababa Gardiner (1972: 6) said: ‘Theories borrowed from abroad, especially in the social sciences, are of necessity rooted in the history and culture of the countries in which they are formulated. When accepted and applied without caution or adaptation to African conditions, they lead to confusion and unnecessary difficulties’. However, unlike the UN Economic Commission for Latin America and the UN Conference on Trade and Development, which first met in 1964, UN</w:t>
-      </w:r>
-      <w:r>
-        <w:rPr>
-          <w:rFonts w:ascii="Times New Roman" w:hAnsi="Times New Roman" w:cs="Times New Roman"/>
-          <w:sz w:val="24"/>
-          <w:szCs w:val="24"/>
-          <w:lang w:val="en-GB"/>
-        </w:rPr>
-        <w:t xml:space="preserve"> </w:t>
-      </w:r>
-      <w:r>
-        <w:rPr>
-          <w:rFonts w:ascii="Times New Roman" w:hAnsi="Times New Roman" w:cs="Times New Roman"/>
-          <w:sz w:val="24"/>
-          <w:szCs w:val="24"/>
-          <w:lang w:val="en-GB"/>
-        </w:rPr>
-        <w:t>ECA never managed to create an original approach to development. Instead, from its inception, the Commission usually championed the development orthodoxies of the time. UN</w:t>
+        <w:t xml:space="preserve">ECA was founded. He was convinced that the universalistic knowledge claims of development economics had to be adjusted to African realities. In his address at the 1972 graduation ceremony of Haile Selassie University in Addis Ababa Gardiner (1972: 6) said: ‘Theories borrowed from abroad, especially in the social sciences, are of necessity rooted in the history and culture of the countries in which they are formulated. When accepted and applied without caution or adaptation to African conditions, they lead to confusion and unnecessary </w:t>
+      </w:r>
+      <w:proofErr w:type="gramStart"/>
+      <w:r>
+        <w:rPr>
+          <w:rFonts w:ascii="Times New Roman" w:hAnsi="Times New Roman" w:cs="Times New Roman"/>
+          <w:sz w:val="24"/>
+          <w:szCs w:val="24"/>
+          <w:lang w:val="en-GB"/>
+        </w:rPr>
+        <w:t>difficulties’</w:t>
+      </w:r>
+      <w:proofErr w:type="gramEnd"/>
+      <w:r>
+        <w:rPr>
+          <w:rFonts w:ascii="Times New Roman" w:hAnsi="Times New Roman" w:cs="Times New Roman"/>
+          <w:sz w:val="24"/>
+          <w:szCs w:val="24"/>
+          <w:lang w:val="en-GB"/>
+        </w:rPr>
+        <w:t>. However, unlike the UN Economic Commission for Latin America and the UN Conference on Trade and Development, which first met in 1964, UN</w:t>
+      </w:r>
+      <w:r>
+        <w:rPr>
+          <w:rFonts w:ascii="Times New Roman" w:hAnsi="Times New Roman" w:cs="Times New Roman"/>
+          <w:sz w:val="24"/>
+          <w:szCs w:val="24"/>
+          <w:lang w:val="en-GB"/>
+        </w:rPr>
+        <w:t xml:space="preserve"> </w:t>
+      </w:r>
+      <w:r>
+        <w:rPr>
+          <w:rFonts w:ascii="Times New Roman" w:hAnsi="Times New Roman" w:cs="Times New Roman"/>
+          <w:sz w:val="24"/>
+          <w:szCs w:val="24"/>
+          <w:lang w:val="en-GB"/>
+        </w:rPr>
+        <w:t xml:space="preserve">ECA never managed to create an original approach to development. Instead, from its inception, the Commission usually championed the development orthodoxies </w:t>
+      </w:r>
+      <w:r>
+        <w:rPr>
+          <w:rFonts w:ascii="Times New Roman" w:hAnsi="Times New Roman" w:cs="Times New Roman"/>
+          <w:sz w:val="24"/>
+          <w:szCs w:val="24"/>
+          <w:lang w:val="en-GB"/>
+        </w:rPr>
+        <w:lastRenderedPageBreak/>
+        <w:t>of the time. UN</w:t>
       </w:r>
       <w:r>
         <w:rPr>
@@ -552,17 +733,67 @@
           <w:szCs w:val="24"/>
           <w:lang w:val="en-GB"/>
         </w:rPr>
-        <w:t xml:space="preserve">ECA created IDEP, the African Institute for Economic Development and Planning (Institut africain de développement économique et de planification), in Dakar, Senegal. The founding of the African Development Bank in 1964 aimed at enhancing the role </w:t>
-      </w:r>
-      <w:r>
-        <w:rPr>
-          <w:rFonts w:ascii="Times New Roman" w:hAnsi="Times New Roman" w:cs="Times New Roman"/>
-          <w:sz w:val="24"/>
-          <w:szCs w:val="24"/>
-          <w:lang w:val="en-GB"/>
-        </w:rPr>
-        <w:lastRenderedPageBreak/>
-        <w:t>of African countries in development finance. Gardiner would come to see the establishment of the Bank as the single most important achievement of his tenure (Pickett and Singer 1990: xii). A further essential part of the institutional proliferation UN</w:t>
+        <w:t>ECA created IDEP, the African Institute for Economic Development and Planning (</w:t>
+      </w:r>
+      <w:proofErr w:type="spellStart"/>
+      <w:r>
+        <w:rPr>
+          <w:rFonts w:ascii="Times New Roman" w:hAnsi="Times New Roman" w:cs="Times New Roman"/>
+          <w:sz w:val="24"/>
+          <w:szCs w:val="24"/>
+          <w:lang w:val="en-GB"/>
+        </w:rPr>
+        <w:t>Institut</w:t>
+      </w:r>
+      <w:proofErr w:type="spellEnd"/>
+      <w:r>
+        <w:rPr>
+          <w:rFonts w:ascii="Times New Roman" w:hAnsi="Times New Roman" w:cs="Times New Roman"/>
+          <w:sz w:val="24"/>
+          <w:szCs w:val="24"/>
+          <w:lang w:val="en-GB"/>
+        </w:rPr>
+        <w:t xml:space="preserve"> </w:t>
+      </w:r>
+      <w:proofErr w:type="spellStart"/>
+      <w:r>
+        <w:rPr>
+          <w:rFonts w:ascii="Times New Roman" w:hAnsi="Times New Roman" w:cs="Times New Roman"/>
+          <w:sz w:val="24"/>
+          <w:szCs w:val="24"/>
+          <w:lang w:val="en-GB"/>
+        </w:rPr>
+        <w:t>africain</w:t>
+      </w:r>
+      <w:proofErr w:type="spellEnd"/>
+      <w:r>
+        <w:rPr>
+          <w:rFonts w:ascii="Times New Roman" w:hAnsi="Times New Roman" w:cs="Times New Roman"/>
+          <w:sz w:val="24"/>
+          <w:szCs w:val="24"/>
+          <w:lang w:val="en-GB"/>
+        </w:rPr>
+        <w:t xml:space="preserve"> de </w:t>
+      </w:r>
+      <w:proofErr w:type="spellStart"/>
+      <w:r>
+        <w:rPr>
+          <w:rFonts w:ascii="Times New Roman" w:hAnsi="Times New Roman" w:cs="Times New Roman"/>
+          <w:sz w:val="24"/>
+          <w:szCs w:val="24"/>
+          <w:lang w:val="en-GB"/>
+        </w:rPr>
+        <w:t>développement</w:t>
+      </w:r>
+      <w:proofErr w:type="spellEnd"/>
+      <w:r>
+        <w:rPr>
+          <w:rFonts w:ascii="Times New Roman" w:hAnsi="Times New Roman" w:cs="Times New Roman"/>
+          <w:sz w:val="24"/>
+          <w:szCs w:val="24"/>
+          <w:lang w:val="en-GB"/>
+        </w:rPr>
+        <w:t xml:space="preserve"> économique et de planification), in Dakar, Senegal. The founding of the African Development Bank in 1964 aimed at enhancing the role of African countries in development finance. Gardiner would come to see the establishment of the Bank as the single most important achievement of his tenure (Pickett and Singer 1990: xii). A further essential part of the institutional proliferation UN</w:t>
       </w:r>
       <w:r>
         <w:rPr>
@@ -728,7 +959,27 @@
           <w:szCs w:val="24"/>
           <w:lang w:val="en-GB"/>
         </w:rPr>
-        <w:t>ECA’s non-confrontational style, which they attributed in large part to the Executive Secretary’s own moderate attitudes. However, the biggest challenge for the Commission arose out of its lack of operative powers. In the course of the first decade of UN</w:t>
+        <w:t xml:space="preserve">ECA’s non-confrontational style, which they attributed in large part to the Executive Secretary’s own moderate attitudes. However, the biggest challenge for the Commission arose out of its lack of operative powers. </w:t>
+      </w:r>
+      <w:proofErr w:type="gramStart"/>
+      <w:r>
+        <w:rPr>
+          <w:rFonts w:ascii="Times New Roman" w:hAnsi="Times New Roman" w:cs="Times New Roman"/>
+          <w:sz w:val="24"/>
+          <w:szCs w:val="24"/>
+          <w:lang w:val="en-GB"/>
+        </w:rPr>
+        <w:t>In the course of</w:t>
+      </w:r>
+      <w:proofErr w:type="gramEnd"/>
+      <w:r>
+        <w:rPr>
+          <w:rFonts w:ascii="Times New Roman" w:hAnsi="Times New Roman" w:cs="Times New Roman"/>
+          <w:sz w:val="24"/>
+          <w:szCs w:val="24"/>
+          <w:lang w:val="en-GB"/>
+        </w:rPr>
+        <w:t xml:space="preserve"> the first decade of UN</w:t>
       </w:r>
       <w:r>
         <w:rPr>
@@ -837,7 +1088,67 @@
           <w:szCs w:val="24"/>
           <w:lang w:val="en-GB"/>
         </w:rPr>
-        <w:t>ECA seemed to settle in to its role as a reliable producer of development expertise that had long lost the symbolic allure of its beginnings. Gardiner commissioned a set of studies exploring the implications of women’s centrality to development and created the African Training and Research Centre for Women in 1975. In the course of the negotiations on the Lomé Convention between African countries and the European Economic Community, signed for the first time in 1975, the Commission proved its usefulness in facilitating the coordination of African governments when its advice was in demand. But generally the expertise UN</w:t>
+        <w:t xml:space="preserve">ECA seemed to settle </w:t>
+      </w:r>
+      <w:proofErr w:type="gramStart"/>
+      <w:r>
+        <w:rPr>
+          <w:rFonts w:ascii="Times New Roman" w:hAnsi="Times New Roman" w:cs="Times New Roman"/>
+          <w:sz w:val="24"/>
+          <w:szCs w:val="24"/>
+          <w:lang w:val="en-GB"/>
+        </w:rPr>
+        <w:t>in to</w:t>
+      </w:r>
+      <w:proofErr w:type="gramEnd"/>
+      <w:r>
+        <w:rPr>
+          <w:rFonts w:ascii="Times New Roman" w:hAnsi="Times New Roman" w:cs="Times New Roman"/>
+          <w:sz w:val="24"/>
+          <w:szCs w:val="24"/>
+          <w:lang w:val="en-GB"/>
+        </w:rPr>
+        <w:t xml:space="preserve"> its role as a reliable producer of development expertise that had long lost the symbolic allure of its beginnings. Gardiner commissioned a set of studies exploring the implications of women’s centrality to development and created the African Training and Research Centre for Women in 1975. </w:t>
+      </w:r>
+      <w:proofErr w:type="gramStart"/>
+      <w:r>
+        <w:rPr>
+          <w:rFonts w:ascii="Times New Roman" w:hAnsi="Times New Roman" w:cs="Times New Roman"/>
+          <w:sz w:val="24"/>
+          <w:szCs w:val="24"/>
+          <w:lang w:val="en-GB"/>
+        </w:rPr>
+        <w:t>In the course of</w:t>
+      </w:r>
+      <w:proofErr w:type="gramEnd"/>
+      <w:r>
+        <w:rPr>
+          <w:rFonts w:ascii="Times New Roman" w:hAnsi="Times New Roman" w:cs="Times New Roman"/>
+          <w:sz w:val="24"/>
+          <w:szCs w:val="24"/>
+          <w:lang w:val="en-GB"/>
+        </w:rPr>
+        <w:t xml:space="preserve"> the negotiations on the Lomé Convention between African countries and the European Economic Community, signed for the first time in 1975, the Commission proved its usefulness in facilitating the coordination of African governments when its advice was in demand. But </w:t>
+      </w:r>
+      <w:proofErr w:type="gramStart"/>
+      <w:r>
+        <w:rPr>
+          <w:rFonts w:ascii="Times New Roman" w:hAnsi="Times New Roman" w:cs="Times New Roman"/>
+          <w:sz w:val="24"/>
+          <w:szCs w:val="24"/>
+          <w:lang w:val="en-GB"/>
+        </w:rPr>
+        <w:t>generally</w:t>
+      </w:r>
+      <w:proofErr w:type="gramEnd"/>
+      <w:r>
+        <w:rPr>
+          <w:rFonts w:ascii="Times New Roman" w:hAnsi="Times New Roman" w:cs="Times New Roman"/>
+          <w:sz w:val="24"/>
+          <w:szCs w:val="24"/>
+          <w:lang w:val="en-GB"/>
+        </w:rPr>
+        <w:t xml:space="preserve"> the expertise UN</w:t>
       </w:r>
       <w:r>
         <w:rPr>
@@ -930,25 +1241,7 @@
           <w:szCs w:val="24"/>
           <w:lang w:val="en-GB"/>
         </w:rPr>
-        <w:t>ECA were enough), he handed over a well-running UN body with an extensive output of studies on every aspect of African development. However, he had not managed to make the Commission the focal point of innovative development thinking many people in Africa and outside had been hoping for.  Consequently, appraisals of his tenure tend to be ambiguous. His successor, the Nigerian Adebayo Adedeji (2007: 46), has been critical of his alleged lack of vision: ‘Robert Gardiner was a conservative economist who didn’t see anything wrong with the extant development paradigm’. At the same time Adedeji (2007: 43) acknowledged Gardiner’s achievements in building up the UN</w:t>
-      </w:r>
-      <w:r>
-        <w:rPr>
-          <w:rFonts w:ascii="Times New Roman" w:hAnsi="Times New Roman" w:cs="Times New Roman"/>
-          <w:sz w:val="24"/>
-          <w:szCs w:val="24"/>
-          <w:lang w:val="en-GB"/>
-        </w:rPr>
-        <w:t xml:space="preserve"> </w:t>
-      </w:r>
-      <w:r>
-        <w:rPr>
-          <w:rFonts w:ascii="Times New Roman" w:hAnsi="Times New Roman" w:cs="Times New Roman"/>
-          <w:sz w:val="24"/>
-          <w:szCs w:val="24"/>
-          <w:lang w:val="en-GB"/>
-        </w:rPr>
-        <w:t xml:space="preserve">ECA Secretariat: ‘He laid some solid foundation and put together a very high quality secretariat of </w:t>
+        <w:t xml:space="preserve">ECA were enough), he handed over a well-running UN body with an extensive output of studies on every aspect of African development. However, he had not managed to make the Commission the focal point of innovative development thinking many people in Africa and outside had been hoping for.  Consequently, </w:t>
       </w:r>
       <w:r>
         <w:rPr>
@@ -958,7 +1251,45 @@
           <w:lang w:val="en-GB"/>
         </w:rPr>
         <w:lastRenderedPageBreak/>
-        <w:t>dedicated professionals who were engaged with issues of appropriate development paradigm for Africa’. Other prominent UN figures who worked with Gardiner have given equally ambivalent opinions. Under-Secretary-General Margaret Anstee (2007: 67) said in an interview with the UN Intellectual History Project: ‘Robert Gardiner, you know, was not liked by all his staff. He was a somewhat controversial character. I thought he was a very fine man. He was very good intellectually’. Whatever mixed opinions exist regarding Gardiner’s achievements and leadership style, there is general agreement that the circumstances UN</w:t>
+        <w:t>appraisals of his tenure tend to be ambiguous. His successor, the Nigerian Adebayo Adedeji (2007: 46), has been critical of his alleged lack of vision: ‘Robert Gardiner was a conservative economist who didn’t see anything wrong with the extant development paradigm’. At the same time Adedeji (2007: 43) acknowledged Gardiner’s achievements in building up the UN</w:t>
+      </w:r>
+      <w:r>
+        <w:rPr>
+          <w:rFonts w:ascii="Times New Roman" w:hAnsi="Times New Roman" w:cs="Times New Roman"/>
+          <w:sz w:val="24"/>
+          <w:szCs w:val="24"/>
+          <w:lang w:val="en-GB"/>
+        </w:rPr>
+        <w:t xml:space="preserve"> </w:t>
+      </w:r>
+      <w:r>
+        <w:rPr>
+          <w:rFonts w:ascii="Times New Roman" w:hAnsi="Times New Roman" w:cs="Times New Roman"/>
+          <w:sz w:val="24"/>
+          <w:szCs w:val="24"/>
+          <w:lang w:val="en-GB"/>
+        </w:rPr>
+        <w:t xml:space="preserve">ECA Secretariat: ‘He laid some solid foundation and put together a very </w:t>
+      </w:r>
+      <w:proofErr w:type="gramStart"/>
+      <w:r>
+        <w:rPr>
+          <w:rFonts w:ascii="Times New Roman" w:hAnsi="Times New Roman" w:cs="Times New Roman"/>
+          <w:sz w:val="24"/>
+          <w:szCs w:val="24"/>
+          <w:lang w:val="en-GB"/>
+        </w:rPr>
+        <w:t>high quality</w:t>
+      </w:r>
+      <w:proofErr w:type="gramEnd"/>
+      <w:r>
+        <w:rPr>
+          <w:rFonts w:ascii="Times New Roman" w:hAnsi="Times New Roman" w:cs="Times New Roman"/>
+          <w:sz w:val="24"/>
+          <w:szCs w:val="24"/>
+          <w:lang w:val="en-GB"/>
+        </w:rPr>
+        <w:t xml:space="preserve"> secretariat of dedicated professionals who were engaged with issues of appropriate development paradigm for Africa’. Other prominent UN figures who worked with Gardiner have given equally ambivalent opinions. Under-Secretary-General Margaret Anstee (2007: 67) said in an interview with the UN Intellectual History Project: ‘Robert Gardiner, you know, was not liked by all his staff. He was a somewhat controversial character. I thought he was a very fine man. He was very good intellectually’. Whatever mixed opinions exist regarding Gardiner’s achievements and leadership style, there is general agreement that the circumstances UN</w:t>
       </w:r>
       <w:r>
         <w:rPr>
@@ -1069,7 +1400,27 @@
           <w:szCs w:val="24"/>
           <w:lang w:val="en-GB"/>
         </w:rPr>
-        <w:t xml:space="preserve">ECA, said of him: ‘He spoke English with distinction. ... In many ways, he was more of a noble Englishman who was intellectual and very clear-minded’. Despite the strong imprint British education had left on him, and notwithstanding his habit of quoting classical British authors in speeches and letters, Gardiner was also proud of his African descent. He was deeply concerned with the fate of the continent and strongly believed in the need for Africans to cooperate in order to achieve prosperity in the postcolonial era. </w:t>
+        <w:t xml:space="preserve">ECA, said of him: ‘He spoke English with distinction. ... In many ways, he was more of a noble Englishman who was intellectual and very clear-minded’. Despite the strong imprint British education had left on him, and notwithstanding his habit of quoting classical British authors in speeches and letters, Gardiner was also proud of his African descent. He was deeply concerned with the fate of the continent and strongly believed in the need for Africans to cooperate </w:t>
+      </w:r>
+      <w:proofErr w:type="gramStart"/>
+      <w:r>
+        <w:rPr>
+          <w:rFonts w:ascii="Times New Roman" w:hAnsi="Times New Roman" w:cs="Times New Roman"/>
+          <w:sz w:val="24"/>
+          <w:szCs w:val="24"/>
+          <w:lang w:val="en-GB"/>
+        </w:rPr>
+        <w:t>in order to</w:t>
+      </w:r>
+      <w:proofErr w:type="gramEnd"/>
+      <w:r>
+        <w:rPr>
+          <w:rFonts w:ascii="Times New Roman" w:hAnsi="Times New Roman" w:cs="Times New Roman"/>
+          <w:sz w:val="24"/>
+          <w:szCs w:val="24"/>
+          <w:lang w:val="en-GB"/>
+        </w:rPr>
+        <w:t xml:space="preserve"> achieve prosperity in the postcolonial era. </w:t>
       </w:r>
     </w:p>
     <w:p>
@@ -1249,7 +1600,27 @@
           <w:szCs w:val="24"/>
           <w:lang w:val="en-GB"/>
         </w:rPr>
-        <w:t xml:space="preserve">, London 1965 (seven editions published between 1965 and 1992); ‘Race and Color in International Relations’ in </w:t>
+        <w:t xml:space="preserve">, London 1965 (seven editions published between 1965 and 1992); ‘Race and </w:t>
+      </w:r>
+      <w:proofErr w:type="spellStart"/>
+      <w:r>
+        <w:rPr>
+          <w:rFonts w:ascii="Times New Roman" w:hAnsi="Times New Roman" w:cs="Times New Roman"/>
+          <w:sz w:val="24"/>
+          <w:szCs w:val="24"/>
+          <w:lang w:val="en-GB"/>
+        </w:rPr>
+        <w:t>Color</w:t>
+      </w:r>
+      <w:proofErr w:type="spellEnd"/>
+      <w:r>
+        <w:rPr>
+          <w:rFonts w:ascii="Times New Roman" w:hAnsi="Times New Roman" w:cs="Times New Roman"/>
+          <w:sz w:val="24"/>
+          <w:szCs w:val="24"/>
+          <w:lang w:val="en-GB"/>
+        </w:rPr>
+        <w:t xml:space="preserve"> in International Relations’ in </w:t>
       </w:r>
       <w:r>
         <w:rPr>
@@ -1354,7 +1725,18 @@
           <w:szCs w:val="24"/>
           <w:lang w:val="en-GB"/>
         </w:rPr>
-        <w:t>The University and the Nation (Address at the Graduation Ceremony of Haile Selassie I University, 3 July 1972),</w:t>
+        <w:t xml:space="preserve">The University and the Nation (Address at the Graduation Ceremony of Haile Selassie I University, </w:t>
+      </w:r>
+      <w:r>
+        <w:rPr>
+          <w:rFonts w:ascii="Times New Roman" w:hAnsi="Times New Roman" w:cs="Times New Roman"/>
+          <w:i/>
+          <w:sz w:val="24"/>
+          <w:szCs w:val="24"/>
+          <w:lang w:val="en-GB"/>
+        </w:rPr>
+        <w:lastRenderedPageBreak/>
+        <w:t>3 July 1972),</w:t>
       </w:r>
       <w:r>
         <w:rPr>
@@ -1373,8 +1755,152 @@
           <w:szCs w:val="24"/>
           <w:lang w:val="en-GB"/>
         </w:rPr>
-        <w:t>Africa: Rivista trimestrale di studi e documentazione dell’Istituto italiano per l’Africa e l’Oriente</w:t>
-      </w:r>
+        <w:t xml:space="preserve">Africa: Rivista </w:t>
+      </w:r>
+      <w:proofErr w:type="spellStart"/>
+      <w:r>
+        <w:rPr>
+          <w:rFonts w:ascii="Times New Roman" w:hAnsi="Times New Roman" w:cs="Times New Roman"/>
+          <w:i/>
+          <w:sz w:val="24"/>
+          <w:szCs w:val="24"/>
+          <w:lang w:val="en-GB"/>
+        </w:rPr>
+        <w:t>trimestrale</w:t>
+      </w:r>
+      <w:proofErr w:type="spellEnd"/>
+      <w:r>
+        <w:rPr>
+          <w:rFonts w:ascii="Times New Roman" w:hAnsi="Times New Roman" w:cs="Times New Roman"/>
+          <w:i/>
+          <w:sz w:val="24"/>
+          <w:szCs w:val="24"/>
+          <w:lang w:val="en-GB"/>
+        </w:rPr>
+        <w:t xml:space="preserve"> di </w:t>
+      </w:r>
+      <w:proofErr w:type="spellStart"/>
+      <w:r>
+        <w:rPr>
+          <w:rFonts w:ascii="Times New Roman" w:hAnsi="Times New Roman" w:cs="Times New Roman"/>
+          <w:i/>
+          <w:sz w:val="24"/>
+          <w:szCs w:val="24"/>
+          <w:lang w:val="en-GB"/>
+        </w:rPr>
+        <w:t>studi</w:t>
+      </w:r>
+      <w:proofErr w:type="spellEnd"/>
+      <w:r>
+        <w:rPr>
+          <w:rFonts w:ascii="Times New Roman" w:hAnsi="Times New Roman" w:cs="Times New Roman"/>
+          <w:i/>
+          <w:sz w:val="24"/>
+          <w:szCs w:val="24"/>
+          <w:lang w:val="en-GB"/>
+        </w:rPr>
+        <w:t xml:space="preserve"> e </w:t>
+      </w:r>
+      <w:proofErr w:type="spellStart"/>
+      <w:r>
+        <w:rPr>
+          <w:rFonts w:ascii="Times New Roman" w:hAnsi="Times New Roman" w:cs="Times New Roman"/>
+          <w:i/>
+          <w:sz w:val="24"/>
+          <w:szCs w:val="24"/>
+          <w:lang w:val="en-GB"/>
+        </w:rPr>
+        <w:t>documentazione</w:t>
+      </w:r>
+      <w:proofErr w:type="spellEnd"/>
+      <w:r>
+        <w:rPr>
+          <w:rFonts w:ascii="Times New Roman" w:hAnsi="Times New Roman" w:cs="Times New Roman"/>
+          <w:i/>
+          <w:sz w:val="24"/>
+          <w:szCs w:val="24"/>
+          <w:lang w:val="en-GB"/>
+        </w:rPr>
+        <w:t xml:space="preserve"> </w:t>
+      </w:r>
+      <w:proofErr w:type="spellStart"/>
+      <w:r>
+        <w:rPr>
+          <w:rFonts w:ascii="Times New Roman" w:hAnsi="Times New Roman" w:cs="Times New Roman"/>
+          <w:i/>
+          <w:sz w:val="24"/>
+          <w:szCs w:val="24"/>
+          <w:lang w:val="en-GB"/>
+        </w:rPr>
+        <w:t>dell’Istituto</w:t>
+      </w:r>
+      <w:proofErr w:type="spellEnd"/>
+      <w:r>
+        <w:rPr>
+          <w:rFonts w:ascii="Times New Roman" w:hAnsi="Times New Roman" w:cs="Times New Roman"/>
+          <w:i/>
+          <w:sz w:val="24"/>
+          <w:szCs w:val="24"/>
+          <w:lang w:val="en-GB"/>
+        </w:rPr>
+        <w:t xml:space="preserve"> </w:t>
+      </w:r>
+      <w:proofErr w:type="spellStart"/>
+      <w:r>
+        <w:rPr>
+          <w:rFonts w:ascii="Times New Roman" w:hAnsi="Times New Roman" w:cs="Times New Roman"/>
+          <w:i/>
+          <w:sz w:val="24"/>
+          <w:szCs w:val="24"/>
+          <w:lang w:val="en-GB"/>
+        </w:rPr>
+        <w:t>italiano</w:t>
+      </w:r>
+      <w:proofErr w:type="spellEnd"/>
+      <w:r>
+        <w:rPr>
+          <w:rFonts w:ascii="Times New Roman" w:hAnsi="Times New Roman" w:cs="Times New Roman"/>
+          <w:i/>
+          <w:sz w:val="24"/>
+          <w:szCs w:val="24"/>
+          <w:lang w:val="en-GB"/>
+        </w:rPr>
+        <w:t xml:space="preserve"> per </w:t>
+      </w:r>
+      <w:proofErr w:type="spellStart"/>
+      <w:r>
+        <w:rPr>
+          <w:rFonts w:ascii="Times New Roman" w:hAnsi="Times New Roman" w:cs="Times New Roman"/>
+          <w:i/>
+          <w:sz w:val="24"/>
+          <w:szCs w:val="24"/>
+          <w:lang w:val="en-GB"/>
+        </w:rPr>
+        <w:t>l’Africa</w:t>
+      </w:r>
+      <w:proofErr w:type="spellEnd"/>
+      <w:r>
+        <w:rPr>
+          <w:rFonts w:ascii="Times New Roman" w:hAnsi="Times New Roman" w:cs="Times New Roman"/>
+          <w:i/>
+          <w:sz w:val="24"/>
+          <w:szCs w:val="24"/>
+          <w:lang w:val="en-GB"/>
+        </w:rPr>
+        <w:t xml:space="preserve"> e </w:t>
+      </w:r>
+      <w:proofErr w:type="spellStart"/>
+      <w:r>
+        <w:rPr>
+          <w:rFonts w:ascii="Times New Roman" w:hAnsi="Times New Roman" w:cs="Times New Roman"/>
+          <w:i/>
+          <w:sz w:val="24"/>
+          <w:szCs w:val="24"/>
+          <w:lang w:val="en-GB"/>
+        </w:rPr>
+        <w:t>l’Oriente</w:t>
+      </w:r>
+      <w:proofErr w:type="spellEnd"/>
       <w:r>
         <w:rPr>
           <w:rFonts w:ascii="Times New Roman" w:hAnsi="Times New Roman" w:cs="Times New Roman"/>
@@ -1422,7 +1948,6 @@
           <w:szCs w:val="24"/>
           <w:lang w:val="en-GB"/>
         </w:rPr>
-        <w:lastRenderedPageBreak/>
         <w:t>LITERATURE</w:t>
       </w:r>
       <w:r>
@@ -2039,7 +2564,7 @@
 </file>
 
 <file path=word/endnotes.xml><?xml version="1.0" encoding="utf-8"?>
-<w:endnotes xmlns:wpc="http://schemas.microsoft.com/office/word/2010/wordprocessingCanvas" xmlns:cx="http://schemas.microsoft.com/office/drawing/2014/chartex" xmlns:cx1="http://schemas.microsoft.com/office/drawing/2015/9/8/chartex" xmlns:cx2="http://schemas.microsoft.com/office/drawing/2015/10/21/chartex" xmlns:cx3="http://schemas.microsoft.com/office/drawing/2016/5/9/chartex" xmlns:cx4="http://schemas.microsoft.com/office/drawing/2016/5/10/chartex" xmlns:cx5="http://schemas.microsoft.com/office/drawing/2016/5/11/chartex" xmlns:cx6="http://schemas.microsoft.com/office/drawing/2016/5/12/chartex" xmlns:cx7="http://schemas.microsoft.com/office/drawing/2016/5/13/chartex" xmlns:cx8="http://schemas.microsoft.com/office/drawing/2016/5/14/chartex" xmlns:mc="http://schemas.openxmlformats.org/markup-compatibility/2006" xmlns:aink="http://schemas.microsoft.com/office/drawing/2016/ink" xmlns:am3d="http://schemas.microsoft.com/office/drawing/2017/model3d" xmlns:o="urn:schemas-microsoft-com:office:office" xmlns:oel="http://schemas.microsoft.com/office/2019/extlst" xmlns:r="http://schemas.openxmlformats.org/officeDocument/2006/relationships" xmlns:m="http://schemas.openxmlformats.org/officeDocument/2006/math" xmlns:v="urn:schemas-microsoft-com:vml" xmlns:wp14="http://schemas.microsoft.com/office/word/2010/wordprocessingDrawing" xmlns:wp="http://schemas.openxmlformats.org/drawingml/2006/wordprocessingDrawing" xmlns:w10="urn:schemas-microsoft-com:office:word" xmlns:w="http://schemas.openxmlformats.org/wordprocessingml/2006/main" xmlns:w14="http://schemas.microsoft.com/office/word/2010/wordml" xmlns:w15="http://schemas.microsoft.com/office/word/2012/wordml" xmlns:w16cex="http://schemas.microsoft.com/office/word/2018/wordml/cex" xmlns:w16cid="http://schemas.microsoft.com/office/word/2016/wordml/cid" xmlns:w16="http://schemas.microsoft.com/office/word/2018/wordml" xmlns:w16du="http://schemas.microsoft.com/office/word/2023/wordml/word16du" xmlns:w16sdtdh="http://schemas.microsoft.com/office/word/2020/wordml/sdtdatahash" xmlns:w16sdtfl="http://schemas.microsoft.com/office/word/2024/wordml/sdtformatlock" xmlns:w16se="http://schemas.microsoft.com/office/word/2015/wordml/symex" xmlns:wpg="http://schemas.microsoft.com/office/word/2010/wordprocessingGroup" xmlns:wpi="http://schemas.microsoft.com/office/word/2010/wordprocessingInk" xmlns:wne="http://schemas.microsoft.com/office/word/2006/wordml" xmlns:wps="http://schemas.microsoft.com/office/word/2010/wordprocessingShape" mc:Ignorable="w14 w15 w16se w16cid w16 w16cex w16sdtdh w16sdtfl w16du wp14">
+<w:endnotes xmlns:wpc="http://schemas.microsoft.com/office/word/2010/wordprocessingCanvas" xmlns:cx="http://schemas.microsoft.com/office/drawing/2014/chartex" xmlns:cx1="http://schemas.microsoft.com/office/drawing/2015/9/8/chartex" xmlns:cx2="http://schemas.microsoft.com/office/drawing/2015/10/21/chartex" xmlns:cx3="http://schemas.microsoft.com/office/drawing/2016/5/9/chartex" xmlns:cx4="http://schemas.microsoft.com/office/drawing/2016/5/10/chartex" xmlns:cx5="http://schemas.microsoft.com/office/drawing/2016/5/11/chartex" xmlns:cx6="http://schemas.microsoft.com/office/drawing/2016/5/12/chartex" xmlns:cx7="http://schemas.microsoft.com/office/drawing/2016/5/13/chartex" xmlns:cx8="http://schemas.microsoft.com/office/drawing/2016/5/14/chartex" xmlns:mc="http://schemas.openxmlformats.org/markup-compatibility/2006" xmlns:m="http://schemas.openxmlformats.org/officeDocument/2006/math" xmlns:aink="http://schemas.microsoft.com/office/drawing/2016/ink" xmlns:am3d="http://schemas.microsoft.com/office/drawing/2017/model3d" xmlns:oel="http://schemas.microsoft.com/office/2019/extlst" xmlns:r="http://schemas.openxmlformats.org/officeDocument/2006/relationships" xmlns:wp14="http://schemas.microsoft.com/office/word/2010/wordprocessingDrawing" xmlns:wp="http://schemas.openxmlformats.org/drawingml/2006/wordprocessingDrawing" xmlns:wpg="http://schemas.microsoft.com/office/word/2010/wordprocessingGroup" xmlns:wpi="http://schemas.microsoft.com/office/word/2010/wordprocessingInk" xmlns:wps="http://schemas.microsoft.com/office/word/2010/wordprocessingShape" xmlns:o="urn:schemas-microsoft-com:office:office" xmlns:v="urn:schemas-microsoft-com:vml" xmlns:w10="urn:schemas-microsoft-com:office:word" xmlns:w="http://schemas.openxmlformats.org/wordprocessingml/2006/main" xmlns:w14="http://schemas.microsoft.com/office/word/2010/wordml" xmlns:w15="http://schemas.microsoft.com/office/word/2012/wordml" xmlns:w16cei="http://schemas.microsoft.com/office/word/2026/wordml/cei" xmlns:w16cex="http://schemas.microsoft.com/office/word/2018/wordml/cex" xmlns:w16cid="http://schemas.microsoft.com/office/word/2016/wordml/cid" xmlns:w16="http://schemas.microsoft.com/office/word/2018/wordml" xmlns:w16sdtdh="http://schemas.microsoft.com/office/word/2020/wordml/sdtdatahash" xmlns:w16sdtfl="http://schemas.microsoft.com/office/word/2024/wordml/sdtformatlock" xmlns:w16se="http://schemas.microsoft.com/office/word/2015/wordml/symex" xmlns:w16du="http://schemas.microsoft.com/office/word/2023/wordml/word16du" xmlns:wne="http://schemas.microsoft.com/office/word/2006/wordml" mc:Ignorable="w14 w15 w16se w16cid w16 w16cex w16sdtdh w16sdtfl w16du wp14">
   <w:endnote w:type="separator" w:id="-1">
     <w:p>
       <w:r>
@@ -2058,7 +2583,7 @@
 </file>
 
 <file path=word/footer1.xml><?xml version="1.0" encoding="utf-8"?>
-<w:ftr xmlns:wpc="http://schemas.microsoft.com/office/word/2010/wordprocessingCanvas" xmlns:cx="http://schemas.microsoft.com/office/drawing/2014/chartex" xmlns:cx1="http://schemas.microsoft.com/office/drawing/2015/9/8/chartex" xmlns:cx2="http://schemas.microsoft.com/office/drawing/2015/10/21/chartex" xmlns:cx3="http://schemas.microsoft.com/office/drawing/2016/5/9/chartex" xmlns:cx4="http://schemas.microsoft.com/office/drawing/2016/5/10/chartex" xmlns:cx5="http://schemas.microsoft.com/office/drawing/2016/5/11/chartex" xmlns:cx6="http://schemas.microsoft.com/office/drawing/2016/5/12/chartex" xmlns:cx7="http://schemas.microsoft.com/office/drawing/2016/5/13/chartex" xmlns:cx8="http://schemas.microsoft.com/office/drawing/2016/5/14/chartex" xmlns:mc="http://schemas.openxmlformats.org/markup-compatibility/2006" xmlns:aink="http://schemas.microsoft.com/office/drawing/2016/ink" xmlns:am3d="http://schemas.microsoft.com/office/drawing/2017/model3d" xmlns:o="urn:schemas-microsoft-com:office:office" xmlns:oel="http://schemas.microsoft.com/office/2019/extlst" xmlns:r="http://schemas.openxmlformats.org/officeDocument/2006/relationships" xmlns:m="http://schemas.openxmlformats.org/officeDocument/2006/math" xmlns:v="urn:schemas-microsoft-com:vml" xmlns:wp14="http://schemas.microsoft.com/office/word/2010/wordprocessingDrawing" xmlns:wp="http://schemas.openxmlformats.org/drawingml/2006/wordprocessingDrawing" xmlns:w10="urn:schemas-microsoft-com:office:word" xmlns:w="http://schemas.openxmlformats.org/wordprocessingml/2006/main" xmlns:w14="http://schemas.microsoft.com/office/word/2010/wordml" xmlns:w15="http://schemas.microsoft.com/office/word/2012/wordml" xmlns:w16cex="http://schemas.microsoft.com/office/word/2018/wordml/cex" xmlns:w16cid="http://schemas.microsoft.com/office/word/2016/wordml/cid" xmlns:w16="http://schemas.microsoft.com/office/word/2018/wordml" xmlns:w16du="http://schemas.microsoft.com/office/word/2023/wordml/word16du" xmlns:w16sdtdh="http://schemas.microsoft.com/office/word/2020/wordml/sdtdatahash" xmlns:w16sdtfl="http://schemas.microsoft.com/office/word/2024/wordml/sdtformatlock" xmlns:w16se="http://schemas.microsoft.com/office/word/2015/wordml/symex" xmlns:wpg="http://schemas.microsoft.com/office/word/2010/wordprocessingGroup" xmlns:wpi="http://schemas.microsoft.com/office/word/2010/wordprocessingInk" xmlns:wne="http://schemas.microsoft.com/office/word/2006/wordml" xmlns:wps="http://schemas.microsoft.com/office/word/2010/wordprocessingShape" mc:Ignorable="w14 w15 w16se w16cid w16 w16cex w16sdtdh w16sdtfl w16du wp14">
+<w:ftr xmlns:wpc="http://schemas.microsoft.com/office/word/2010/wordprocessingCanvas" xmlns:cx="http://schemas.microsoft.com/office/drawing/2014/chartex" xmlns:cx1="http://schemas.microsoft.com/office/drawing/2015/9/8/chartex" xmlns:cx2="http://schemas.microsoft.com/office/drawing/2015/10/21/chartex" xmlns:cx3="http://schemas.microsoft.com/office/drawing/2016/5/9/chartex" xmlns:cx4="http://schemas.microsoft.com/office/drawing/2016/5/10/chartex" xmlns:cx5="http://schemas.microsoft.com/office/drawing/2016/5/11/chartex" xmlns:cx6="http://schemas.microsoft.com/office/drawing/2016/5/12/chartex" xmlns:cx7="http://schemas.microsoft.com/office/drawing/2016/5/13/chartex" xmlns:cx8="http://schemas.microsoft.com/office/drawing/2016/5/14/chartex" xmlns:mc="http://schemas.openxmlformats.org/markup-compatibility/2006" xmlns:m="http://schemas.openxmlformats.org/officeDocument/2006/math" xmlns:aink="http://schemas.microsoft.com/office/drawing/2016/ink" xmlns:am3d="http://schemas.microsoft.com/office/drawing/2017/model3d" xmlns:oel="http://schemas.microsoft.com/office/2019/extlst" xmlns:r="http://schemas.openxmlformats.org/officeDocument/2006/relationships" xmlns:wp14="http://schemas.microsoft.com/office/word/2010/wordprocessingDrawing" xmlns:wp="http://schemas.openxmlformats.org/drawingml/2006/wordprocessingDrawing" xmlns:wpg="http://schemas.microsoft.com/office/word/2010/wordprocessingGroup" xmlns:wpi="http://schemas.microsoft.com/office/word/2010/wordprocessingInk" xmlns:wps="http://schemas.microsoft.com/office/word/2010/wordprocessingShape" xmlns:o="urn:schemas-microsoft-com:office:office" xmlns:v="urn:schemas-microsoft-com:vml" xmlns:w10="urn:schemas-microsoft-com:office:word" xmlns:w="http://schemas.openxmlformats.org/wordprocessingml/2006/main" xmlns:w14="http://schemas.microsoft.com/office/word/2010/wordml" xmlns:w15="http://schemas.microsoft.com/office/word/2012/wordml" xmlns:w16cei="http://schemas.microsoft.com/office/word/2026/wordml/cei" xmlns:w16cex="http://schemas.microsoft.com/office/word/2018/wordml/cex" xmlns:w16cid="http://schemas.microsoft.com/office/word/2016/wordml/cid" xmlns:w16="http://schemas.microsoft.com/office/word/2018/wordml" xmlns:w16sdtdh="http://schemas.microsoft.com/office/word/2020/wordml/sdtdatahash" xmlns:w16sdtfl="http://schemas.microsoft.com/office/word/2024/wordml/sdtformatlock" xmlns:w16se="http://schemas.microsoft.com/office/word/2015/wordml/symex" xmlns:w16du="http://schemas.microsoft.com/office/word/2023/wordml/word16du" xmlns:wne="http://schemas.microsoft.com/office/word/2006/wordml" mc:Ignorable="w14 w15 w16se w16cid w16 w16cex w16sdtdh w16sdtfl w16du wp14">
   <w:p>
     <w:pPr>
       <w:pStyle w:val="Voettekst"/>
@@ -2101,7 +2626,7 @@
 </file>
 
 <file path=word/footnotes.xml><?xml version="1.0" encoding="utf-8"?>
-<w:footnotes xmlns:wpc="http://schemas.microsoft.com/office/word/2010/wordprocessingCanvas" xmlns:cx="http://schemas.microsoft.com/office/drawing/2014/chartex" xmlns:cx1="http://schemas.microsoft.com/office/drawing/2015/9/8/chartex" xmlns:cx2="http://schemas.microsoft.com/office/drawing/2015/10/21/chartex" xmlns:cx3="http://schemas.microsoft.com/office/drawing/2016/5/9/chartex" xmlns:cx4="http://schemas.microsoft.com/office/drawing/2016/5/10/chartex" xmlns:cx5="http://schemas.microsoft.com/office/drawing/2016/5/11/chartex" xmlns:cx6="http://schemas.microsoft.com/office/drawing/2016/5/12/chartex" xmlns:cx7="http://schemas.microsoft.com/office/drawing/2016/5/13/chartex" xmlns:cx8="http://schemas.microsoft.com/office/drawing/2016/5/14/chartex" xmlns:mc="http://schemas.openxmlformats.org/markup-compatibility/2006" xmlns:aink="http://schemas.microsoft.com/office/drawing/2016/ink" xmlns:am3d="http://schemas.microsoft.com/office/drawing/2017/model3d" xmlns:o="urn:schemas-microsoft-com:office:office" xmlns:oel="http://schemas.microsoft.com/office/2019/extlst" xmlns:r="http://schemas.openxmlformats.org/officeDocument/2006/relationships" xmlns:m="http://schemas.openxmlformats.org/officeDocument/2006/math" xmlns:v="urn:schemas-microsoft-com:vml" xmlns:wp14="http://schemas.microsoft.com/office/word/2010/wordprocessingDrawing" xmlns:wp="http://schemas.openxmlformats.org/drawingml/2006/wordprocessingDrawing" xmlns:w10="urn:schemas-microsoft-com:office:word" xmlns:w="http://schemas.openxmlformats.org/wordprocessingml/2006/main" xmlns:w14="http://schemas.microsoft.com/office/word/2010/wordml" xmlns:w15="http://schemas.microsoft.com/office/word/2012/wordml" xmlns:w16cex="http://schemas.microsoft.com/office/word/2018/wordml/cex" xmlns:w16cid="http://schemas.microsoft.com/office/word/2016/wordml/cid" xmlns:w16="http://schemas.microsoft.com/office/word/2018/wordml" xmlns:w16du="http://schemas.microsoft.com/office/word/2023/wordml/word16du" xmlns:w16sdtdh="http://schemas.microsoft.com/office/word/2020/wordml/sdtdatahash" xmlns:w16sdtfl="http://schemas.microsoft.com/office/word/2024/wordml/sdtformatlock" xmlns:w16se="http://schemas.microsoft.com/office/word/2015/wordml/symex" xmlns:wpg="http://schemas.microsoft.com/office/word/2010/wordprocessingGroup" xmlns:wpi="http://schemas.microsoft.com/office/word/2010/wordprocessingInk" xmlns:wne="http://schemas.microsoft.com/office/word/2006/wordml" xmlns:wps="http://schemas.microsoft.com/office/word/2010/wordprocessingShape" mc:Ignorable="w14 w15 w16se w16cid w16 w16cex w16sdtdh w16sdtfl w16du wp14">
+<w:footnotes xmlns:wpc="http://schemas.microsoft.com/office/word/2010/wordprocessingCanvas" xmlns:cx="http://schemas.microsoft.com/office/drawing/2014/chartex" xmlns:cx1="http://schemas.microsoft.com/office/drawing/2015/9/8/chartex" xmlns:cx2="http://schemas.microsoft.com/office/drawing/2015/10/21/chartex" xmlns:cx3="http://schemas.microsoft.com/office/drawing/2016/5/9/chartex" xmlns:cx4="http://schemas.microsoft.com/office/drawing/2016/5/10/chartex" xmlns:cx5="http://schemas.microsoft.com/office/drawing/2016/5/11/chartex" xmlns:cx6="http://schemas.microsoft.com/office/drawing/2016/5/12/chartex" xmlns:cx7="http://schemas.microsoft.com/office/drawing/2016/5/13/chartex" xmlns:cx8="http://schemas.microsoft.com/office/drawing/2016/5/14/chartex" xmlns:mc="http://schemas.openxmlformats.org/markup-compatibility/2006" xmlns:m="http://schemas.openxmlformats.org/officeDocument/2006/math" xmlns:aink="http://schemas.microsoft.com/office/drawing/2016/ink" xmlns:am3d="http://schemas.microsoft.com/office/drawing/2017/model3d" xmlns:oel="http://schemas.microsoft.com/office/2019/extlst" xmlns:r="http://schemas.openxmlformats.org/officeDocument/2006/relationships" xmlns:wp14="http://schemas.microsoft.com/office/word/2010/wordprocessingDrawing" xmlns:wp="http://schemas.openxmlformats.org/drawingml/2006/wordprocessingDrawing" xmlns:wpg="http://schemas.microsoft.com/office/word/2010/wordprocessingGroup" xmlns:wpi="http://schemas.microsoft.com/office/word/2010/wordprocessingInk" xmlns:wps="http://schemas.microsoft.com/office/word/2010/wordprocessingShape" xmlns:o="urn:schemas-microsoft-com:office:office" xmlns:v="urn:schemas-microsoft-com:vml" xmlns:w10="urn:schemas-microsoft-com:office:word" xmlns:w="http://schemas.openxmlformats.org/wordprocessingml/2006/main" xmlns:w14="http://schemas.microsoft.com/office/word/2010/wordml" xmlns:w15="http://schemas.microsoft.com/office/word/2012/wordml" xmlns:w16cei="http://schemas.microsoft.com/office/word/2026/wordml/cei" xmlns:w16cex="http://schemas.microsoft.com/office/word/2018/wordml/cex" xmlns:w16cid="http://schemas.microsoft.com/office/word/2016/wordml/cid" xmlns:w16="http://schemas.microsoft.com/office/word/2018/wordml" xmlns:w16sdtdh="http://schemas.microsoft.com/office/word/2020/wordml/sdtdatahash" xmlns:w16sdtfl="http://schemas.microsoft.com/office/word/2024/wordml/sdtformatlock" xmlns:w16se="http://schemas.microsoft.com/office/word/2015/wordml/symex" xmlns:w16du="http://schemas.microsoft.com/office/word/2023/wordml/word16du" xmlns:wne="http://schemas.microsoft.com/office/word/2006/wordml" mc:Ignorable="w14 w15 w16se w16cid w16 w16cex w16sdtdh w16sdtfl w16du wp14">
   <w:footnote w:type="separator" w:id="-1">
     <w:p>
       <w:r>
@@ -2120,7 +2645,7 @@
 </file>
 
 <file path=word/header1.xml><?xml version="1.0" encoding="utf-8"?>
-<w:hdr xmlns:wpc="http://schemas.microsoft.com/office/word/2010/wordprocessingCanvas" xmlns:cx="http://schemas.microsoft.com/office/drawing/2014/chartex" xmlns:cx1="http://schemas.microsoft.com/office/drawing/2015/9/8/chartex" xmlns:cx2="http://schemas.microsoft.com/office/drawing/2015/10/21/chartex" xmlns:cx3="http://schemas.microsoft.com/office/drawing/2016/5/9/chartex" xmlns:cx4="http://schemas.microsoft.com/office/drawing/2016/5/10/chartex" xmlns:cx5="http://schemas.microsoft.com/office/drawing/2016/5/11/chartex" xmlns:cx6="http://schemas.microsoft.com/office/drawing/2016/5/12/chartex" xmlns:cx7="http://schemas.microsoft.com/office/drawing/2016/5/13/chartex" xmlns:cx8="http://schemas.microsoft.com/office/drawing/2016/5/14/chartex" xmlns:mc="http://schemas.openxmlformats.org/markup-compatibility/2006" xmlns:aink="http://schemas.microsoft.com/office/drawing/2016/ink" xmlns:am3d="http://schemas.microsoft.com/office/drawing/2017/model3d" xmlns:o="urn:schemas-microsoft-com:office:office" xmlns:oel="http://schemas.microsoft.com/office/2019/extlst" xmlns:r="http://schemas.openxmlformats.org/officeDocument/2006/relationships" xmlns:m="http://schemas.openxmlformats.org/officeDocument/2006/math" xmlns:v="urn:schemas-microsoft-com:vml" xmlns:wp14="http://schemas.microsoft.com/office/word/2010/wordprocessingDrawing" xmlns:wp="http://schemas.openxmlformats.org/drawingml/2006/wordprocessingDrawing" xmlns:w10="urn:schemas-microsoft-com:office:word" xmlns:w="http://schemas.openxmlformats.org/wordprocessingml/2006/main" xmlns:w14="http://schemas.microsoft.com/office/word/2010/wordml" xmlns:w15="http://schemas.microsoft.com/office/word/2012/wordml" xmlns:w16cex="http://schemas.microsoft.com/office/word/2018/wordml/cex" xmlns:w16cid="http://schemas.microsoft.com/office/word/2016/wordml/cid" xmlns:w16="http://schemas.microsoft.com/office/word/2018/wordml" xmlns:w16du="http://schemas.microsoft.com/office/word/2023/wordml/word16du" xmlns:w16sdtdh="http://schemas.microsoft.com/office/word/2020/wordml/sdtdatahash" xmlns:w16sdtfl="http://schemas.microsoft.com/office/word/2024/wordml/sdtformatlock" xmlns:w16se="http://schemas.microsoft.com/office/word/2015/wordml/symex" xmlns:wpg="http://schemas.microsoft.com/office/word/2010/wordprocessingGroup" xmlns:wpi="http://schemas.microsoft.com/office/word/2010/wordprocessingInk" xmlns:wne="http://schemas.microsoft.com/office/word/2006/wordml" xmlns:wps="http://schemas.microsoft.com/office/word/2010/wordprocessingShape" mc:Ignorable="w14 w15 w16se w16cid w16 w16cex w16sdtdh w16sdtfl w16du wp14">
+<w:hdr xmlns:wpc="http://schemas.microsoft.com/office/word/2010/wordprocessingCanvas" xmlns:cx="http://schemas.microsoft.com/office/drawing/2014/chartex" xmlns:cx1="http://schemas.microsoft.com/office/drawing/2015/9/8/chartex" xmlns:cx2="http://schemas.microsoft.com/office/drawing/2015/10/21/chartex" xmlns:cx3="http://schemas.microsoft.com/office/drawing/2016/5/9/chartex" xmlns:cx4="http://schemas.microsoft.com/office/drawing/2016/5/10/chartex" xmlns:cx5="http://schemas.microsoft.com/office/drawing/2016/5/11/chartex" xmlns:cx6="http://schemas.microsoft.com/office/drawing/2016/5/12/chartex" xmlns:cx7="http://schemas.microsoft.com/office/drawing/2016/5/13/chartex" xmlns:cx8="http://schemas.microsoft.com/office/drawing/2016/5/14/chartex" xmlns:mc="http://schemas.openxmlformats.org/markup-compatibility/2006" xmlns:m="http://schemas.openxmlformats.org/officeDocument/2006/math" xmlns:aink="http://schemas.microsoft.com/office/drawing/2016/ink" xmlns:am3d="http://schemas.microsoft.com/office/drawing/2017/model3d" xmlns:oel="http://schemas.microsoft.com/office/2019/extlst" xmlns:r="http://schemas.openxmlformats.org/officeDocument/2006/relationships" xmlns:wp14="http://schemas.microsoft.com/office/word/2010/wordprocessingDrawing" xmlns:wp="http://schemas.openxmlformats.org/drawingml/2006/wordprocessingDrawing" xmlns:wpg="http://schemas.microsoft.com/office/word/2010/wordprocessingGroup" xmlns:wpi="http://schemas.microsoft.com/office/word/2010/wordprocessingInk" xmlns:wps="http://schemas.microsoft.com/office/word/2010/wordprocessingShape" xmlns:o="urn:schemas-microsoft-com:office:office" xmlns:v="urn:schemas-microsoft-com:vml" xmlns:w10="urn:schemas-microsoft-com:office:word" xmlns:w="http://schemas.openxmlformats.org/wordprocessingml/2006/main" xmlns:w14="http://schemas.microsoft.com/office/word/2010/wordml" xmlns:w15="http://schemas.microsoft.com/office/word/2012/wordml" xmlns:w16cei="http://schemas.microsoft.com/office/word/2026/wordml/cei" xmlns:w16cex="http://schemas.microsoft.com/office/word/2018/wordml/cex" xmlns:w16cid="http://schemas.microsoft.com/office/word/2016/wordml/cid" xmlns:w16="http://schemas.microsoft.com/office/word/2018/wordml" xmlns:w16sdtdh="http://schemas.microsoft.com/office/word/2020/wordml/sdtdatahash" xmlns:w16sdtfl="http://schemas.microsoft.com/office/word/2024/wordml/sdtformatlock" xmlns:w16se="http://schemas.microsoft.com/office/word/2015/wordml/symex" xmlns:w16du="http://schemas.microsoft.com/office/word/2023/wordml/word16du" xmlns:wne="http://schemas.microsoft.com/office/word/2006/wordml" mc:Ignorable="w14 w15 w16se w16cid w16 w16cex w16sdtdh w16sdtfl w16du wp14">
   <w:p>
     <w:pPr>
       <w:pStyle w:val="Koptekst"/>
@@ -2157,7 +2682,7 @@
 </file>
 
 <file path=word/header2.xml><?xml version="1.0" encoding="utf-8"?>
-<w:hdr xmlns:wpc="http://schemas.microsoft.com/office/word/2010/wordprocessingCanvas" xmlns:cx="http://schemas.microsoft.com/office/drawing/2014/chartex" xmlns:cx1="http://schemas.microsoft.com/office/drawing/2015/9/8/chartex" xmlns:cx2="http://schemas.microsoft.com/office/drawing/2015/10/21/chartex" xmlns:cx3="http://schemas.microsoft.com/office/drawing/2016/5/9/chartex" xmlns:cx4="http://schemas.microsoft.com/office/drawing/2016/5/10/chartex" xmlns:cx5="http://schemas.microsoft.com/office/drawing/2016/5/11/chartex" xmlns:cx6="http://schemas.microsoft.com/office/drawing/2016/5/12/chartex" xmlns:cx7="http://schemas.microsoft.com/office/drawing/2016/5/13/chartex" xmlns:cx8="http://schemas.microsoft.com/office/drawing/2016/5/14/chartex" xmlns:mc="http://schemas.openxmlformats.org/markup-compatibility/2006" xmlns:aink="http://schemas.microsoft.com/office/drawing/2016/ink" xmlns:am3d="http://schemas.microsoft.com/office/drawing/2017/model3d" xmlns:o="urn:schemas-microsoft-com:office:office" xmlns:oel="http://schemas.microsoft.com/office/2019/extlst" xmlns:r="http://schemas.openxmlformats.org/officeDocument/2006/relationships" xmlns:m="http://schemas.openxmlformats.org/officeDocument/2006/math" xmlns:v="urn:schemas-microsoft-com:vml" xmlns:wp14="http://schemas.microsoft.com/office/word/2010/wordprocessingDrawing" xmlns:wp="http://schemas.openxmlformats.org/drawingml/2006/wordprocessingDrawing" xmlns:w10="urn:schemas-microsoft-com:office:word" xmlns:w="http://schemas.openxmlformats.org/wordprocessingml/2006/main" xmlns:w14="http://schemas.microsoft.com/office/word/2010/wordml" xmlns:w15="http://schemas.microsoft.com/office/word/2012/wordml" xmlns:w16cex="http://schemas.microsoft.com/office/word/2018/wordml/cex" xmlns:w16cid="http://schemas.microsoft.com/office/word/2016/wordml/cid" xmlns:w16="http://schemas.microsoft.com/office/word/2018/wordml" xmlns:w16du="http://schemas.microsoft.com/office/word/2023/wordml/word16du" xmlns:w16sdtdh="http://schemas.microsoft.com/office/word/2020/wordml/sdtdatahash" xmlns:w16sdtfl="http://schemas.microsoft.com/office/word/2024/wordml/sdtformatlock" xmlns:w16se="http://schemas.microsoft.com/office/word/2015/wordml/symex" xmlns:wpg="http://schemas.microsoft.com/office/word/2010/wordprocessingGroup" xmlns:wpi="http://schemas.microsoft.com/office/word/2010/wordprocessingInk" xmlns:wne="http://schemas.microsoft.com/office/word/2006/wordml" xmlns:wps="http://schemas.microsoft.com/office/word/2010/wordprocessingShape" mc:Ignorable="w14 w15 w16se w16cid w16 w16cex w16sdtdh w16sdtfl w16du wp14">
+<w:hdr xmlns:wpc="http://schemas.microsoft.com/office/word/2010/wordprocessingCanvas" xmlns:cx="http://schemas.microsoft.com/office/drawing/2014/chartex" xmlns:cx1="http://schemas.microsoft.com/office/drawing/2015/9/8/chartex" xmlns:cx2="http://schemas.microsoft.com/office/drawing/2015/10/21/chartex" xmlns:cx3="http://schemas.microsoft.com/office/drawing/2016/5/9/chartex" xmlns:cx4="http://schemas.microsoft.com/office/drawing/2016/5/10/chartex" xmlns:cx5="http://schemas.microsoft.com/office/drawing/2016/5/11/chartex" xmlns:cx6="http://schemas.microsoft.com/office/drawing/2016/5/12/chartex" xmlns:cx7="http://schemas.microsoft.com/office/drawing/2016/5/13/chartex" xmlns:cx8="http://schemas.microsoft.com/office/drawing/2016/5/14/chartex" xmlns:mc="http://schemas.openxmlformats.org/markup-compatibility/2006" xmlns:m="http://schemas.openxmlformats.org/officeDocument/2006/math" xmlns:aink="http://schemas.microsoft.com/office/drawing/2016/ink" xmlns:am3d="http://schemas.microsoft.com/office/drawing/2017/model3d" xmlns:oel="http://schemas.microsoft.com/office/2019/extlst" xmlns:r="http://schemas.openxmlformats.org/officeDocument/2006/relationships" xmlns:wp14="http://schemas.microsoft.com/office/word/2010/wordprocessingDrawing" xmlns:wp="http://schemas.openxmlformats.org/drawingml/2006/wordprocessingDrawing" xmlns:wpg="http://schemas.microsoft.com/office/word/2010/wordprocessingGroup" xmlns:wpi="http://schemas.microsoft.com/office/word/2010/wordprocessingInk" xmlns:wps="http://schemas.microsoft.com/office/word/2010/wordprocessingShape" xmlns:o="urn:schemas-microsoft-com:office:office" xmlns:v="urn:schemas-microsoft-com:vml" xmlns:w10="urn:schemas-microsoft-com:office:word" xmlns:w="http://schemas.openxmlformats.org/wordprocessingml/2006/main" xmlns:w14="http://schemas.microsoft.com/office/word/2010/wordml" xmlns:w15="http://schemas.microsoft.com/office/word/2012/wordml" xmlns:w16cei="http://schemas.microsoft.com/office/word/2026/wordml/cei" xmlns:w16cex="http://schemas.microsoft.com/office/word/2018/wordml/cex" xmlns:w16cid="http://schemas.microsoft.com/office/word/2016/wordml/cid" xmlns:w16="http://schemas.microsoft.com/office/word/2018/wordml" xmlns:w16sdtdh="http://schemas.microsoft.com/office/word/2020/wordml/sdtdatahash" xmlns:w16sdtfl="http://schemas.microsoft.com/office/word/2024/wordml/sdtformatlock" xmlns:w16se="http://schemas.microsoft.com/office/word/2015/wordml/symex" xmlns:w16du="http://schemas.microsoft.com/office/word/2023/wordml/word16du" xmlns:wne="http://schemas.microsoft.com/office/word/2006/wordml" mc:Ignorable="w14 w15 w16se w16cid w16 w16cex w16sdtdh w16sdtfl w16du wp14">
   <w:p>
     <w:pPr>
       <w:pStyle w:val="Koptekst"/>
@@ -2207,7 +2732,7 @@
 </file>
 
 <file path=word/styles.xml><?xml version="1.0" encoding="utf-8"?>
-<w:styles xmlns:mc="http://schemas.openxmlformats.org/markup-compatibility/2006" xmlns:r="http://schemas.openxmlformats.org/officeDocument/2006/relationships" xmlns:w="http://schemas.openxmlformats.org/wordprocessingml/2006/main" xmlns:w14="http://schemas.microsoft.com/office/word/2010/wordml" xmlns:w15="http://schemas.microsoft.com/office/word/2012/wordml" xmlns:w16cex="http://schemas.microsoft.com/office/word/2018/wordml/cex" xmlns:w16cid="http://schemas.microsoft.com/office/word/2016/wordml/cid" xmlns:w16="http://schemas.microsoft.com/office/word/2018/wordml" xmlns:w16du="http://schemas.microsoft.com/office/word/2023/wordml/word16du" xmlns:w16sdtdh="http://schemas.microsoft.com/office/word/2020/wordml/sdtdatahash" xmlns:w16sdtfl="http://schemas.microsoft.com/office/word/2024/wordml/sdtformatlock" xmlns:w16se="http://schemas.microsoft.com/office/word/2015/wordml/symex" mc:Ignorable="w14 w15 w16se w16cid w16 w16cex w16sdtdh w16sdtfl w16du">
+<w:styles xmlns:mc="http://schemas.openxmlformats.org/markup-compatibility/2006" xmlns:r="http://schemas.openxmlformats.org/officeDocument/2006/relationships" xmlns:w="http://schemas.openxmlformats.org/wordprocessingml/2006/main" xmlns:w14="http://schemas.microsoft.com/office/word/2010/wordml" xmlns:w15="http://schemas.microsoft.com/office/word/2012/wordml" xmlns:w16cex="http://schemas.microsoft.com/office/word/2018/wordml/cex" xmlns:w16cid="http://schemas.microsoft.com/office/word/2016/wordml/cid" xmlns:w16="http://schemas.microsoft.com/office/word/2018/wordml" xmlns:w16sdtdh="http://schemas.microsoft.com/office/word/2020/wordml/sdtdatahash" xmlns:w16sdtfl="http://schemas.microsoft.com/office/word/2024/wordml/sdtformatlock" xmlns:w16se="http://schemas.microsoft.com/office/word/2015/wordml/symex" xmlns:w16du="http://schemas.microsoft.com/office/word/2023/wordml/word16du" mc:Ignorable="w14 w15 w16se w16cid w16 w16cex w16sdtdh w16sdtfl w16du">
   <w:docDefaults>
     <w:rPrDefault>
       <w:rPr>

--- a/src/content/bios/Gardiner-R 2014.docx
+++ b/src/content/bios/Gardiner-R 2014.docx
@@ -181,7 +181,43 @@
           <w:szCs w:val="24"/>
           <w:lang w:val="en-GB"/>
         </w:rPr>
-        <w:t>Gardiner arriving in Congo, 10 February 1962, Wikipedia, UN photo used for educational purpose</w:t>
+        <w:t xml:space="preserve">Gardiner arriving in Congo, 10 February 1962, </w:t>
+      </w:r>
+      <w:r>
+        <w:rPr>
+          <w:rFonts w:ascii="Times New Roman" w:hAnsi="Times New Roman" w:cs="Times New Roman"/>
+          <w:sz w:val="24"/>
+          <w:szCs w:val="24"/>
+          <w:lang w:val="en-GB"/>
+        </w:rPr>
+        <w:t>P</w:t>
+      </w:r>
+      <w:r>
+        <w:rPr>
+          <w:rFonts w:ascii="Times New Roman" w:hAnsi="Times New Roman" w:cs="Times New Roman"/>
+          <w:sz w:val="24"/>
+          <w:szCs w:val="24"/>
+          <w:lang w:val="en-GB"/>
+        </w:rPr>
+        <w:t xml:space="preserve">hoto </w:t>
+      </w:r>
+      <w:r>
+        <w:rPr>
+          <w:rFonts w:ascii="Times New Roman" w:hAnsi="Times New Roman" w:cs="Times New Roman"/>
+          <w:sz w:val="24"/>
+          <w:szCs w:val="24"/>
+          <w:lang w:val="en-GB"/>
+        </w:rPr>
+        <w:t>UN</w:t>
+      </w:r>
+      <w:r>
+        <w:rPr>
+          <w:rFonts w:ascii="Times New Roman" w:hAnsi="Times New Roman" w:cs="Times New Roman"/>
+          <w:sz w:val="24"/>
+          <w:szCs w:val="24"/>
+          <w:lang w:val="en-GB"/>
+        </w:rPr>
+        <w:t>7639816</w:t>
       </w:r>
     </w:p>
     <w:p>
